--- a/output/docx/fr/BUFRCREX_TableB_fr_20.docx
+++ b/output/docx/fr/BUFRCREX_TableB_fr_20.docx
@@ -825,7 +825,7 @@
                 <w:b w:val="0"/>
                 <w:sz w:val="16"/>
               </w:rPr>
-              <w:t>Note 172: Pour le codage du temps présent transmis par une station météorologique automatique, il convient d’utiliser de préférence la suite appropriée des descripteurs 0 20 021, 0 20 022, 0 20 023, 0 20 024, 0 20 025, 0 20 026 et 0 20 027. Le descripteur 0 20 003 n’est utilisé que lorsque les descripteurs indiqués ci-dessus ne s’appliquent pas à l’observation.</w:t>
+              <w:t>Note B172: Pour le codage du temps présent transmis par une station météorologique automatique, il convient d’utiliser de préférence la suite appropriée des descripteurs 0 20 021, 0 20 022, 0 20 023, 0 20 024, 0 20 025, 0 20 026 et 0 20 027. Le descripteur 0 20 003 n’est utilisé que lorsque les descripteurs indiqués ci-dessus ne s’appliquent pas à l’observation.</w:t>
             </w:r>
           </w:p>
         </w:tc>
@@ -1018,7 +1018,7 @@
                 <w:b w:val="0"/>
                 <w:sz w:val="16"/>
               </w:rPr>
-              <w:t>Note 171: Pour le codage du temps passé transmis par une station météorologique automatique, il convient d’utiliser de préférence la suite appropriée des descripteurs 0 20 021, 0 20 022, 0 20 023, 0 20 024, 0 20 025, 0 20 026 et 0 20 027. Le descripteur 0 20 004 ou 0 20 005 n’est utilisé que lorsque les descripteurs indiqués ci-dessus ne s’appliquent pas à l’observation.</w:t>
+              <w:t>Note B171: Pour le codage du temps passé transmis par une station météorologique automatique, il convient d’utiliser de préférence la suite appropriée des descripteurs 0 20 021, 0 20 022, 0 20 023, 0 20 024, 0 20 025, 0 20 026 et 0 20 027. Le descripteur 0 20 004 ou 0 20 005 n’est utilisé que lorsque les descripteurs indiqués ci-dessus ne s’appliquent pas à l’observation.</w:t>
             </w:r>
           </w:p>
         </w:tc>
@@ -1211,7 +1211,7 @@
                 <w:b w:val="0"/>
                 <w:sz w:val="16"/>
               </w:rPr>
-              <w:t>Note 171: Pour le codage du temps passé transmis par une station météorologique automatique, il convient d’utiliser de préférence la suite appropriée des descripteurs 0 20 021, 0 20 022, 0 20 023, 0 20 024, 0 20 025, 0 20 026 et 0 20 027. Le descripteur 0 20 004 ou 0 20 005 n’est utilisé que lorsque les descripteurs indiqués ci-dessus ne s’appliquent pas à l’observation.</w:t>
+              <w:t>Note B171: Pour le codage du temps passé transmis par une station météorologique automatique, il convient d’utiliser de préférence la suite appropriée des descripteurs 0 20 021, 0 20 022, 0 20 023, 0 20 024, 0 20 025, 0 20 026 et 0 20 027. Le descripteur 0 20 004 ou 0 20 005 n’est utilisé que lorsque les descripteurs indiqués ci-dessus ne s’appliquent pas à l’observation.</w:t>
             </w:r>
           </w:p>
         </w:tc>
@@ -1980,7 +1980,7 @@
                 <w:b w:val="0"/>
                 <w:sz w:val="16"/>
               </w:rPr>
-              <w:t>Note 20: En atmosphère claire ou dans les nuages: coder MOD OCNL SEV par le chiffre 12 ou 13, respectivement.</w:t>
+              <w:t>Note B20: Une nébulosité (totale) de valeur 113 signifie «Ciel obscurci par le brouillard et/ou d’autres phénomènes météorologiques».</w:t>
             </w:r>
           </w:p>
         </w:tc>
@@ -3710,7 +3710,7 @@
                 <w:b w:val="0"/>
                 <w:sz w:val="16"/>
               </w:rPr>
-              <w:t>Note 118: Les descripteurs 0 20 019 (temps significatif présent ou prévu) et 0 20 020 (phénomènes météorologiques significatifs récents) sont utilisés conformément à la table 4678 (référence: Manuel des codes (OMM-N° 306), volume I.1).</w:t>
+              <w:t>Note B118: Les descripteurs 0 20 019 (temps significatif présent ou prévu) et 0 20 020 (phénomènes météorologiques significatifs récents) sont utilisés conformément à la table 4678 (référence: Manuel des codes (OMM-N° 306), volume I.1).</w:t>
             </w:r>
           </w:p>
         </w:tc>
@@ -3903,7 +3903,7 @@
                 <w:b w:val="0"/>
                 <w:sz w:val="16"/>
               </w:rPr>
-              <w:t>Note 118: Les descripteurs 0 20 019 (temps significatif présent ou prévu) et 0 20 020 (phénomènes météorologiques significatifs récents) sont utilisés conformément à la table 4678 (référence: Manuel des codes (OMM-N° 306), volume I.1).</w:t>
+              <w:t>Note B118: Les descripteurs 0 20 019 (temps significatif présent ou prévu) et 0 20 020 (phénomènes météorologiques significatifs récents) sont utilisés conformément à la table 4678 (référence: Manuel des codes (OMM-N° 306), volume I.1).</w:t>
             </w:r>
           </w:p>
         </w:tc>
@@ -7168,7 +7168,7 @@
                 <w:b w:val="0"/>
                 <w:sz w:val="16"/>
               </w:rPr>
-              <w:t>Note 135: Le champ de données pour le descripteur 0 20 038, défini 12 à l’origine, est faux. 9 bits sont suffisants comme pour toutes les autres quantités «degré vrai». Cependant, le champ de 12 bits est maintenu par souci d’uniformité des séries de données. Une direction de la lisière des glaces de valeur 0 signifie «Navire dans le chenal côtier ou le chenal de séparation».</w:t>
+              <w:t>Note B135: Le champ de données pour le descripteur 0 20 038, défini 12 à l’origine, est faux. 9 bits sont suffisants comme pour toutes les autres quantités «degré vrai». Cependant, le champ de 12 bits est maintenu par souci d’uniformité des séries de données. Une direction de la lisière des glaces de valeur 0 signifie «Navire dans le chenal côtier ou le chenal de séparation».</w:t>
             </w:r>
           </w:p>
         </w:tc>
@@ -9697,7 +9697,7 @@
                 <w:b w:val="0"/>
                 <w:sz w:val="16"/>
               </w:rPr>
-              <w:t>Note 159: Le descripteur 0 20 054 (direction vraie d’un phénomène ou des nuages) est utilisé pour indiquer la direction vraie d’où viennent ou dans laquelle sont observés un phénomène ou des nuages. Une valeur 0 pour ce descripteur signifie «stationnaire ou pas de nuages» ou «observé à la station» alors qu’une valeur 500 signifie «observé dans toutes les directions» et une valeur 501 «inconnue ou nuages invisibles».</w:t>
+              <w:t>Note B159: Le descripteur 0 20 054 (direction vraie d’un phénomène ou des nuages) est utilisé pour indiquer la direction vraie d’où viennent ou dans laquelle sont observés un phénomène ou des nuages. Une valeur 0 pour ce descripteur signifie «stationnaire ou pas de nuages» ou «observé à la station» alors qu’une valeur 500 signifie «observé dans toutes les directions» et une valeur 501 «inconnue ou nuages invisibles».</w:t>
             </w:r>
           </w:p>
         </w:tc>
@@ -10658,7 +10658,7 @@
                 <w:b w:val="0"/>
                 <w:sz w:val="16"/>
               </w:rPr>
-              <w:t>Note 24: Soit le champ 0 01 011 est utilisé et celui-ci est manquant, soit c'est l'inverse.</w:t>
+              <w:t>Note B24: Une valeur de visibilité dominante de 10 000 m avant mise à l’échelle (1 000 après mise à l’échelle) est utilisée pour indiquer une visibilité dominante d’au moins 10 km.</w:t>
             </w:r>
           </w:p>
         </w:tc>
@@ -11427,7 +11427,7 @@
                 <w:b w:val="0"/>
                 <w:sz w:val="16"/>
               </w:rPr>
-              <w:t>Note 120: L’enneigement est indiqué pour chaque pixel transmis par un satellite sous la forme d’un pourcentage de la couverture du pixel. Il semble impossible de pouvoir employer le descripteur existant 0 20 062 pour ce faire, car il faudrait alors fournir des détails supplémentaires (exemple: congères, neige mouillée ou sèche, etc.) que les instruments embarqués ne peuvent évidemment pas détecter avec précision.</w:t>
+              <w:t>Note B120: L’enneigement est indiqué pour chaque pixel transmis par un satellite sous la forme d’un pourcentage de la couverture du pixel. Il semble impossible de pouvoir employer le descripteur existant 0 20 062 pour ce faire, car il faudrait alors fournir des détails supplémentaires (exemple: congères, neige mouillée ou sèche, etc.) que les instruments embarqués ne peuvent évidemment pas détecter avec précision.</w:t>
             </w:r>
           </w:p>
         </w:tc>
@@ -16612,7 +16612,7 @@
                 <w:b w:val="0"/>
                 <w:sz w:val="16"/>
               </w:rPr>
-              <w:t>Note 89: Si x = y = z, il s’agit d’une erreur sphérique et l’angle (voir 0 20 115) est égal à zéro. | Note 90: Si x = y, il s’agit d’une erreur radiale et l’angle (voir 0 20 114) est égal à zéro.</w:t>
+              <w:t>Note B89: Si x = y = z, il s’agit d’une erreur sphérique et l’angle (voir 0 20 115) est égal à zéro. | Note B90: Si x = y, il s’agit d’une erreur radiale et l’angle (voir 0 20 114) est égal à zéro.</w:t>
             </w:r>
           </w:p>
         </w:tc>
@@ -16805,7 +16805,7 @@
                 <w:b w:val="0"/>
                 <w:sz w:val="16"/>
               </w:rPr>
-              <w:t>Note 89: Si x = y = z, il s’agit d’une erreur sphérique et l’angle (voir 0 20 115) est égal à zéro. | Note 90: Si x = y, il s’agit d’une erreur radiale et l’angle (voir 0 20 114) est égal à zéro.</w:t>
+              <w:t>Note B89: Si x = y = z, il s’agit d’une erreur sphérique et l’angle (voir 0 20 115) est égal à zéro. | Note B90: Si x = y, il s’agit d’une erreur radiale et l’angle (voir 0 20 114) est égal à zéro.</w:t>
             </w:r>
           </w:p>
         </w:tc>
@@ -16998,7 +16998,7 @@
                 <w:b w:val="0"/>
                 <w:sz w:val="16"/>
               </w:rPr>
-              <w:t>Note 89: Si x = y = z, il s’agit d’une erreur sphérique et l’angle (voir 0 20 115) est égal à zéro.</w:t>
+              <w:t>Note B89: Si x = y = z, il s’agit d’une erreur sphérique et l’angle (voir 0 20 115) est égal à zéro.</w:t>
             </w:r>
           </w:p>
         </w:tc>
@@ -17191,7 +17191,7 @@
                 <w:b w:val="0"/>
                 <w:sz w:val="16"/>
               </w:rPr>
-              <w:t>Note 31: Angle de l’erreur définie par 0 20 113 et 0 20 114. Cartésien avec bit de signe.</w:t>
+              <w:t>Note B31: Angle de l’erreur définie par 0 20 113 et 0 20 114. Cartésien avec bit de signe.</w:t>
             </w:r>
           </w:p>
         </w:tc>
@@ -17384,7 +17384,7 @@
                 <w:b w:val="0"/>
                 <w:sz w:val="16"/>
               </w:rPr>
-              <w:t>Note 30: Dans cette séquence pour la représentation des données de radiosondage à la descente, l’indication de niveaux standard par le biais de la caractéristique étendue correspondant à des données de sondage vertical (0 08 042) n’est pas obligatoire.</w:t>
+              <w:t>Note B30: Angle de l’erreur définie par 0 20 112, 0 20 113 et 0 20 114. Cartésien avec bit de signe.</w:t>
             </w:r>
           </w:p>
         </w:tc>
@@ -18345,7 +18345,7 @@
                 <w:b w:val="0"/>
                 <w:sz w:val="16"/>
               </w:rPr>
-              <w:t>Note 9: La date et l’heure du lâcher indiquent la date et l’heure du début des mesures à la descente.</w:t>
+              <w:t>Note B9: 0 20 121 combiné avec 0 25 035, ou série de zéros en l’absence de définition. D’ordinaire +1.000 V.</w:t>
             </w:r>
           </w:p>
         </w:tc>
@@ -18538,7 +18538,7 @@
                 <w:b w:val="0"/>
                 <w:sz w:val="16"/>
               </w:rPr>
-              <w:t>Note 10: Le décibel (dB) est une mesure logarithmique de la puissance relative ou des valeurs relatives de deux densités de flux, en particulier d’intensités sonores et de densités de puissance radio et radar. En météorologie radar, l’échelle logarithmique (dBZ) est utilisée pour mesurer la réflectivité radar (d’après le glossaire de météorologie de l’ American Meteorological Society ).</w:t>
+              <w:t>Note B10: 0 20 122 combiné avec 0 25 035, ou série de zéros en l’absence de définition. D’ordinaire +2000 A.</w:t>
             </w:r>
           </w:p>
         </w:tc>
@@ -18731,7 +18731,7 @@
                 <w:b w:val="0"/>
                 <w:sz w:val="16"/>
               </w:rPr>
-              <w:t>Note 102: Niveau de signal minimal pour le traitement, par exemple 0,005 V ou 5 mV, ou valeur d’ordinaire située juste au-dessus du plancher de bruit du détecteur.</w:t>
+              <w:t>Note B102: Niveau de signal minimal pour le traitement, par exemple 0,005 V ou 5 mV, ou valeur d’ordinaire située juste au-dessus du plancher de bruit du détecteur.</w:t>
             </w:r>
           </w:p>
         </w:tc>
@@ -19900,7 +19900,7 @@
                 <w:b w:val="0"/>
                 <w:sz w:val="16"/>
               </w:rPr>
-              <w:t>Note 37: La concentration d’hydrométéores nuageux (0 20 130) représente le nombre d’hydrométéores dans un volume de 1 dm 3 .</w:t>
+              <w:t>Note B37: La concentration d’hydrométéores nuageux (0 20 130) représente le nombre d’hydrométéores dans un volume de 1 dm 3 .</w:t>
             </w:r>
           </w:p>
         </w:tc>
